--- a/异地入职交通费诚信报销承诺书.docx
+++ b/异地入职交通费诚信报销承诺书.docx
@@ -1,6 +1,6 @@
 
 <file path=word/document.xml><?xml version="1.0" encoding="utf-8"?>
-<w:document xmlns:wpc="http://schemas.microsoft.com/office/word/2010/wordprocessingCanvas" xmlns:cx="http://schemas.microsoft.com/office/drawing/2014/chartex" xmlns:cx1="http://schemas.microsoft.com/office/drawing/2015/9/8/chartex" xmlns:cx2="http://schemas.microsoft.com/office/drawing/2015/10/21/chartex" xmlns:cx3="http://schemas.microsoft.com/office/drawing/2016/5/9/chartex" xmlns:cx4="http://schemas.microsoft.com/office/drawing/2016/5/10/chartex" xmlns:cx5="http://schemas.microsoft.com/office/drawing/2016/5/11/chartex" xmlns:cx6="http://schemas.microsoft.com/office/drawing/2016/5/12/chartex" xmlns:cx7="http://schemas.microsoft.com/office/drawing/2016/5/13/chartex" xmlns:cx8="http://schemas.microsoft.com/office/drawing/2016/5/14/chartex" xmlns:mc="http://schemas.openxmlformats.org/markup-compatibility/2006" xmlns:aink="http://schemas.microsoft.com/office/drawing/2016/ink" xmlns:am3d="http://schemas.microsoft.com/office/drawing/2017/model3d" xmlns:o="urn:schemas-microsoft-com:office:office" xmlns:r="http://schemas.openxmlformats.org/officeDocument/2006/relationships" xmlns:m="http://schemas.openxmlformats.org/officeDocument/2006/math" xmlns:v="urn:schemas-microsoft-com:vml" xmlns:wp14="http://schemas.microsoft.com/office/word/2010/wordprocessingDrawing" xmlns:wp="http://schemas.openxmlformats.org/drawingml/2006/wordprocessingDrawing" xmlns:w10="urn:schemas-microsoft-com:office:word" xmlns:w="http://schemas.openxmlformats.org/wordprocessingml/2006/main" xmlns:w14="http://schemas.microsoft.com/office/word/2010/wordml" xmlns:w15="http://schemas.microsoft.com/office/word/2012/wordml" xmlns:w16cid="http://schemas.microsoft.com/office/word/2016/wordml/cid" xmlns:w16se="http://schemas.microsoft.com/office/word/2015/wordml/symex" xmlns:wpg="http://schemas.microsoft.com/office/word/2010/wordprocessingGroup" xmlns:wpi="http://schemas.microsoft.com/office/word/2010/wordprocessingInk" xmlns:wne="http://schemas.microsoft.com/office/word/2006/wordml" xmlns:wps="http://schemas.microsoft.com/office/word/2010/wordprocessingShape" mc:Ignorable="w14 w15 w16se w16cid wp14">
+<w:document xmlns:wpc="http://schemas.microsoft.com/office/word/2010/wordprocessingCanvas" xmlns:cx="http://schemas.microsoft.com/office/drawing/2014/chartex" xmlns:cx1="http://schemas.microsoft.com/office/drawing/2015/9/8/chartex" xmlns:cx2="http://schemas.microsoft.com/office/drawing/2015/10/21/chartex" xmlns:cx3="http://schemas.microsoft.com/office/drawing/2016/5/9/chartex" xmlns:cx4="http://schemas.microsoft.com/office/drawing/2016/5/10/chartex" xmlns:cx5="http://schemas.microsoft.com/office/drawing/2016/5/11/chartex" xmlns:cx6="http://schemas.microsoft.com/office/drawing/2016/5/12/chartex" xmlns:cx7="http://schemas.microsoft.com/office/drawing/2016/5/13/chartex" xmlns:cx8="http://schemas.microsoft.com/office/drawing/2016/5/14/chartex" xmlns:mc="http://schemas.openxmlformats.org/markup-compatibility/2006" xmlns:aink="http://schemas.microsoft.com/office/drawing/2016/ink" xmlns:am3d="http://schemas.microsoft.com/office/drawing/2017/model3d" xmlns:o="urn:schemas-microsoft-com:office:office" xmlns:r="http://schemas.openxmlformats.org/officeDocument/2006/relationships" xmlns:m="http://schemas.openxmlformats.org/officeDocument/2006/math" xmlns:v="urn:schemas-microsoft-com:vml" xmlns:wp14="http://schemas.microsoft.com/office/word/2010/wordprocessingDrawing" xmlns:wp="http://schemas.openxmlformats.org/drawingml/2006/wordprocessingDrawing" xmlns:w10="urn:schemas-microsoft-com:office:word" xmlns:w="http://schemas.openxmlformats.org/wordprocessingml/2006/main" xmlns:w14="http://schemas.microsoft.com/office/word/2010/wordml" xmlns:w15="http://schemas.microsoft.com/office/word/2012/wordml" xmlns:w16cex="http://schemas.microsoft.com/office/word/2018/wordml/cex" xmlns:w16cid="http://schemas.microsoft.com/office/word/2016/wordml/cid" xmlns:w16="http://schemas.microsoft.com/office/word/2018/wordml" xmlns:w16sdtdh="http://schemas.microsoft.com/office/word/2020/wordml/sdtdatahash" xmlns:w16se="http://schemas.microsoft.com/office/word/2015/wordml/symex" xmlns:wpg="http://schemas.microsoft.com/office/word/2010/wordprocessingGroup" xmlns:wpi="http://schemas.microsoft.com/office/word/2010/wordprocessingInk" xmlns:wne="http://schemas.microsoft.com/office/word/2006/wordml" xmlns:wps="http://schemas.microsoft.com/office/word/2010/wordprocessingShape" mc:Ignorable="w14 w15 w16se w16cid w16 w16cex w16sdtdh wp14">
   <w:body>
     <w:p>
       <w:pPr>
@@ -44,27 +44,18 @@
       </w:pPr>
       <w:r>
         <w:rPr>
-          <w:rFonts w:ascii="微软雅黑" w:eastAsia="微软雅黑" w:hAnsi="微软雅黑" w:hint="eastAsia"/>
+          <w:rFonts w:ascii="微软雅黑" w:eastAsia="微软雅黑" w:hAnsi="微软雅黑"/>
           <w:b/>
           <w:sz w:val="36"/>
           <w:szCs w:val="36"/>
         </w:rPr>
-        <w:t>异地入职交通费</w:t>
-      </w:r>
-      <w:r>
-        <w:rPr>
-          <w:rFonts w:ascii="微软雅黑" w:eastAsia="微软雅黑" w:hAnsi="微软雅黑" w:hint="eastAsia"/>
-          <w:b/>
-          <w:sz w:val="36"/>
-          <w:szCs w:val="36"/>
-        </w:rPr>
-        <w:t>报销承诺书</w:t>
+        <w:t>异地入职交通费报销承诺书</w:t>
       </w:r>
     </w:p>
     <w:p>
       <w:pPr>
         <w:spacing w:before="480"/>
-        <w:ind w:firstLineChars="400" w:firstLine="960"/>
+        <w:ind w:firstLineChars="400" w:firstLine="840"/>
         <w:rPr>
           <w:rFonts w:ascii="微软雅黑" w:eastAsia="微软雅黑" w:hAnsi="微软雅黑" w:cs="宋体"/>
           <w:b/>
@@ -76,13 +67,569 @@
       </w:pPr>
       <w:r>
         <w:rPr>
+          <w:noProof/>
+        </w:rPr>
+        <mc:AlternateContent>
+          <mc:Choice Requires="wpi">
+            <w:drawing>
+              <wp:anchor distT="0" distB="0" distL="0" distR="0" simplePos="0" relativeHeight="251659264" behindDoc="0" locked="0" layoutInCell="0" allowOverlap="1" wp14:anchorId="16236489" wp14:editId="66D487D3">
+                <wp:simplePos x="0" y="0"/>
+                <wp:positionH relativeFrom="column">
+                  <wp:posOffset>1220470</wp:posOffset>
+                </wp:positionH>
+                <wp:positionV relativeFrom="line">
+                  <wp:posOffset>57785</wp:posOffset>
+                </wp:positionV>
+                <wp:extent cx="0" cy="200025"/>
+                <wp:effectExtent l="2364105" t="2973070" r="0" b="0"/>
+                <wp:wrapNone/>
+                <wp:docPr id="2" name="墨迹 2"/>
+                <wp:cNvGraphicFramePr/>
+                <a:graphic xmlns:a="http://schemas.openxmlformats.org/drawingml/2006/main">
+                  <a:graphicData uri="http://schemas.microsoft.com/office/word/2010/wordprocessingInk">
+                    <w14:contentPart bwMode="auto" r:id="rId8">
+                      <w14:nvContentPartPr>
+                        <w14:cNvContentPartPr/>
+                      </w14:nvContentPartPr>
+                      <w14:xfrm>
+                        <a:off x="0" y="0"/>
+                        <a:ext cx="0" cy="200025"/>
+                      </w14:xfrm>
+                    </w14:contentPart>
+                  </a:graphicData>
+                </a:graphic>
+              </wp:anchor>
+            </w:drawing>
+          </mc:Choice>
+          <mc:Fallback>
+            <w:pict>
+              <v:shapetype w14:anchorId="3775F814" id="_x0000_t75" coordsize="21600,21600" o:spt="75" o:preferrelative="t" path="m@4@5l@4@11@9@11@9@5xe" filled="f" stroked="f">
+                <v:stroke joinstyle="miter"/>
+                <v:formulas>
+                  <v:f eqn="if lineDrawn pixelLineWidth 0"/>
+                  <v:f eqn="sum @0 1 0"/>
+                  <v:f eqn="sum 0 0 @1"/>
+                  <v:f eqn="prod @2 1 2"/>
+                  <v:f eqn="prod @3 21600 pixelWidth"/>
+                  <v:f eqn="prod @3 21600 pixelHeight"/>
+                  <v:f eqn="sum @0 0 1"/>
+                  <v:f eqn="prod @6 1 2"/>
+                  <v:f eqn="prod @7 21600 pixelWidth"/>
+                  <v:f eqn="sum @8 21600 0"/>
+                  <v:f eqn="prod @7 21600 pixelHeight"/>
+                  <v:f eqn="sum @10 21600 0"/>
+                </v:formulas>
+                <v:path o:extrusionok="f" gradientshapeok="t" o:connecttype="rect"/>
+                <o:lock v:ext="edit" aspectratio="t"/>
+              </v:shapetype>
+              <v:shape id="墨迹 2" o:spid="_x0000_s1026" type="#_x0000_t75" style="position:absolute;left:0;text-align:left;margin-left:96.1pt;margin-top:1.95pt;width:0;height:20.6pt;z-index:251659264;visibility:visible;mso-wrap-style:square;mso-wrap-distance-left:0;mso-wrap-distance-top:0;mso-wrap-distance-right:0;mso-wrap-distance-bottom:0;mso-position-horizontal:absolute;mso-position-horizontal-relative:text;mso-position-vertical:absolute;mso-position-vertical-relative:line" o:gfxdata="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" o:allowincell="f">
+                <v:imagedata r:id="rId9" o:title=""/>
+                <w10:wrap anchory="line"/>
+              </v:shape>
+            </w:pict>
+          </mc:Fallback>
+        </mc:AlternateContent>
+      </w:r>
+      <w:r>
+        <w:rPr>
+          <w:noProof/>
+        </w:rPr>
+        <mc:AlternateContent>
+          <mc:Choice Requires="wpi">
+            <w:drawing>
+              <wp:anchor distT="0" distB="0" distL="0" distR="0" simplePos="0" relativeHeight="251660288" behindDoc="0" locked="0" layoutInCell="0" allowOverlap="1" wp14:anchorId="026BA25E" wp14:editId="76409529">
+                <wp:simplePos x="0" y="0"/>
+                <wp:positionH relativeFrom="column">
+                  <wp:posOffset>1358900</wp:posOffset>
+                </wp:positionH>
+                <wp:positionV relativeFrom="line">
+                  <wp:posOffset>20320</wp:posOffset>
+                </wp:positionV>
+                <wp:extent cx="0" cy="49530"/>
+                <wp:effectExtent l="2502535" t="2935605" r="0" b="0"/>
+                <wp:wrapNone/>
+                <wp:docPr id="3" name="墨迹 3"/>
+                <wp:cNvGraphicFramePr/>
+                <a:graphic xmlns:a="http://schemas.openxmlformats.org/drawingml/2006/main">
+                  <a:graphicData uri="http://schemas.microsoft.com/office/word/2010/wordprocessingInk">
+                    <w14:contentPart bwMode="auto" r:id="rId10">
+                      <w14:nvContentPartPr>
+                        <w14:cNvContentPartPr/>
+                      </w14:nvContentPartPr>
+                      <w14:xfrm>
+                        <a:off x="0" y="0"/>
+                        <a:ext cx="0" cy="49530"/>
+                      </w14:xfrm>
+                    </w14:contentPart>
+                  </a:graphicData>
+                </a:graphic>
+              </wp:anchor>
+            </w:drawing>
+          </mc:Choice>
+          <mc:Fallback>
+            <w:pict>
+              <v:shape w14:anchorId="1FE6A4EA" id="墨迹 3" o:spid="_x0000_s1026" type="#_x0000_t75" style="position:absolute;left:0;text-align:left;margin-left:107pt;margin-top:.4pt;width:0;height:6.2pt;z-index:251660288;visibility:visible;mso-wrap-style:square;mso-wrap-distance-left:0;mso-wrap-distance-top:0;mso-wrap-distance-right:0;mso-wrap-distance-bottom:0;mso-position-horizontal:absolute;mso-position-horizontal-relative:text;mso-position-vertical:absolute;mso-position-vertical-relative:line" o:gfxdata="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" o:allowincell="f">
+                <v:imagedata r:id="rId11" o:title=""/>
+                <w10:wrap anchory="line"/>
+              </v:shape>
+            </w:pict>
+          </mc:Fallback>
+        </mc:AlternateContent>
+      </w:r>
+      <w:r>
+        <w:rPr>
+          <w:noProof/>
+        </w:rPr>
+        <mc:AlternateContent>
+          <mc:Choice Requires="wpi">
+            <w:drawing>
+              <wp:anchor distT="0" distB="0" distL="0" distR="0" simplePos="0" relativeHeight="251661312" behindDoc="0" locked="0" layoutInCell="0" allowOverlap="1" wp14:anchorId="26A73BC3" wp14:editId="103BBB26">
+                <wp:simplePos x="0" y="0"/>
+                <wp:positionH relativeFrom="column">
+                  <wp:posOffset>1431290</wp:posOffset>
+                </wp:positionH>
+                <wp:positionV relativeFrom="line">
+                  <wp:posOffset>286385</wp:posOffset>
+                </wp:positionV>
+                <wp:extent cx="18415" cy="0"/>
+                <wp:effectExtent l="11430" t="635" r="0" b="635"/>
+                <wp:wrapNone/>
+                <wp:docPr id="5" name="墨迹 5"/>
+                <wp:cNvGraphicFramePr/>
+                <a:graphic xmlns:a="http://schemas.openxmlformats.org/drawingml/2006/main">
+                  <a:graphicData uri="http://schemas.microsoft.com/office/word/2010/wordprocessingInk">
+                    <w14:contentPart bwMode="auto" r:id="rId12">
+                      <w14:nvContentPartPr>
+                        <w14:cNvContentPartPr/>
+                      </w14:nvContentPartPr>
+                      <w14:xfrm>
+                        <a:off x="0" y="0"/>
+                        <a:ext cx="18415" cy="0"/>
+                      </w14:xfrm>
+                    </w14:contentPart>
+                  </a:graphicData>
+                </a:graphic>
+              </wp:anchor>
+            </w:drawing>
+          </mc:Choice>
+          <mc:Fallback>
+            <w:pict>
+              <v:shape w14:anchorId="2A99F023" id="墨迹 5" o:spid="_x0000_s1026" type="#_x0000_t75" style="position:absolute;left:0;text-align:left;margin-left:111.55pt;margin-top:22.55pt;width:3.6pt;height:0;z-index:251661312;visibility:visible;mso-wrap-style:square;mso-wrap-distance-left:0;mso-wrap-distance-top:0;mso-wrap-distance-right:0;mso-wrap-distance-bottom:0;mso-position-horizontal:absolute;mso-position-horizontal-relative:text;mso-position-vertical:absolute;mso-position-vertical-relative:line" o:gfxdata="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" o:allowincell="f">
+                <v:imagedata r:id="rId13" o:title=""/>
+                <w10:wrap anchory="line"/>
+              </v:shape>
+            </w:pict>
+          </mc:Fallback>
+        </mc:AlternateContent>
+      </w:r>
+      <w:r>
+        <w:rPr>
+          <w:noProof/>
+        </w:rPr>
+        <mc:AlternateContent>
+          <mc:Choice Requires="wpi">
+            <w:drawing>
+              <wp:anchor distT="0" distB="0" distL="0" distR="0" simplePos="0" relativeHeight="251662336" behindDoc="0" locked="0" layoutInCell="0" allowOverlap="1" wp14:anchorId="090F6EE4" wp14:editId="4C646293">
+                <wp:simplePos x="0" y="0"/>
+                <wp:positionH relativeFrom="column">
+                  <wp:posOffset>1055370</wp:posOffset>
+                </wp:positionH>
+                <wp:positionV relativeFrom="line">
+                  <wp:posOffset>41910</wp:posOffset>
+                </wp:positionV>
+                <wp:extent cx="207645" cy="275590"/>
+                <wp:effectExtent l="5715" t="10160" r="0" b="0"/>
+                <wp:wrapNone/>
+                <wp:docPr id="4" name="墨迹 4"/>
+                <wp:cNvGraphicFramePr/>
+                <a:graphic xmlns:a="http://schemas.openxmlformats.org/drawingml/2006/main">
+                  <a:graphicData uri="http://schemas.microsoft.com/office/word/2010/wordprocessingInk">
+                    <w14:contentPart bwMode="auto" r:id="rId14">
+                      <w14:nvContentPartPr>
+                        <w14:cNvContentPartPr/>
+                      </w14:nvContentPartPr>
+                      <w14:xfrm>
+                        <a:off x="0" y="0"/>
+                        <a:ext cx="207645" cy="275590"/>
+                      </w14:xfrm>
+                    </w14:contentPart>
+                  </a:graphicData>
+                </a:graphic>
+              </wp:anchor>
+            </w:drawing>
+          </mc:Choice>
+          <mc:Fallback>
+            <w:pict>
+              <v:shape w14:anchorId="1F6D2CE0" id="墨迹 4" o:spid="_x0000_s1026" type="#_x0000_t75" style="position:absolute;left:0;text-align:left;margin-left:82.65pt;margin-top:2.85pt;width:17.15pt;height:22.5pt;z-index:251662336;visibility:visible;mso-wrap-style:square;mso-wrap-distance-left:0;mso-wrap-distance-top:0;mso-wrap-distance-right:0;mso-wrap-distance-bottom:0;mso-position-horizontal:absolute;mso-position-horizontal-relative:text;mso-position-vertical:absolute;mso-position-vertical-relative:line" o:gfxdata="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" o:allowincell="f">
+                <v:imagedata r:id="rId15" o:title=""/>
+                <w10:wrap anchory="line"/>
+              </v:shape>
+            </w:pict>
+          </mc:Fallback>
+        </mc:AlternateContent>
+      </w:r>
+      <w:r>
+        <w:rPr>
+          <w:noProof/>
+        </w:rPr>
+        <mc:AlternateContent>
+          <mc:Choice Requires="wpi">
+            <w:drawing>
+              <wp:anchor distT="0" distB="0" distL="0" distR="0" simplePos="0" relativeHeight="251663360" behindDoc="0" locked="0" layoutInCell="0" allowOverlap="1" wp14:anchorId="058E6D2E" wp14:editId="08FDA9D9">
+                <wp:simplePos x="0" y="0"/>
+                <wp:positionH relativeFrom="column">
+                  <wp:posOffset>1371600</wp:posOffset>
+                </wp:positionH>
+                <wp:positionV relativeFrom="line">
+                  <wp:posOffset>44450</wp:posOffset>
+                </wp:positionV>
+                <wp:extent cx="129540" cy="249555"/>
+                <wp:effectExtent l="8890" t="9525" r="0" b="8890"/>
+                <wp:wrapNone/>
+                <wp:docPr id="6" name="墨迹 6"/>
+                <wp:cNvGraphicFramePr/>
+                <a:graphic xmlns:a="http://schemas.openxmlformats.org/drawingml/2006/main">
+                  <a:graphicData uri="http://schemas.microsoft.com/office/word/2010/wordprocessingInk">
+                    <w14:contentPart bwMode="auto" r:id="rId16">
+                      <w14:nvContentPartPr>
+                        <w14:cNvContentPartPr/>
+                      </w14:nvContentPartPr>
+                      <w14:xfrm>
+                        <a:off x="0" y="0"/>
+                        <a:ext cx="129540" cy="249555"/>
+                      </w14:xfrm>
+                    </w14:contentPart>
+                  </a:graphicData>
+                </a:graphic>
+              </wp:anchor>
+            </w:drawing>
+          </mc:Choice>
+          <mc:Fallback>
+            <w:pict>
+              <v:shape w14:anchorId="7043A761" id="墨迹 6" o:spid="_x0000_s1026" type="#_x0000_t75" style="position:absolute;left:0;text-align:left;margin-left:107.55pt;margin-top:3.05pt;width:11pt;height:20.45pt;z-index:251663360;visibility:visible;mso-wrap-style:square;mso-wrap-distance-left:0;mso-wrap-distance-top:0;mso-wrap-distance-right:0;mso-wrap-distance-bottom:0;mso-position-horizontal:absolute;mso-position-horizontal-relative:text;mso-position-vertical:absolute;mso-position-vertical-relative:line" o:gfxdata="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" o:allowincell="f">
+                <v:imagedata r:id="rId17" o:title=""/>
+                <w10:wrap anchory="line"/>
+              </v:shape>
+            </w:pict>
+          </mc:Fallback>
+        </mc:AlternateContent>
+      </w:r>
+      <w:r>
+        <w:rPr>
+          <w:noProof/>
+        </w:rPr>
+        <mc:AlternateContent>
+          <mc:Choice Requires="wpi">
+            <w:drawing>
+              <wp:anchor distT="0" distB="0" distL="0" distR="0" simplePos="0" relativeHeight="251664384" behindDoc="0" locked="0" layoutInCell="0" allowOverlap="1" wp14:anchorId="3225780E" wp14:editId="2B998A79">
+                <wp:simplePos x="0" y="0"/>
+                <wp:positionH relativeFrom="column">
+                  <wp:posOffset>1454785</wp:posOffset>
+                </wp:positionH>
+                <wp:positionV relativeFrom="line">
+                  <wp:posOffset>19685</wp:posOffset>
+                </wp:positionV>
+                <wp:extent cx="196850" cy="209550"/>
+                <wp:effectExtent l="0" t="3810" r="0" b="4445"/>
+                <wp:wrapNone/>
+                <wp:docPr id="7" name="墨迹 7"/>
+                <wp:cNvGraphicFramePr/>
+                <a:graphic xmlns:a="http://schemas.openxmlformats.org/drawingml/2006/main">
+                  <a:graphicData uri="http://schemas.microsoft.com/office/word/2010/wordprocessingInk">
+                    <w14:contentPart bwMode="auto" r:id="rId18">
+                      <w14:nvContentPartPr>
+                        <w14:cNvContentPartPr/>
+                      </w14:nvContentPartPr>
+                      <w14:xfrm>
+                        <a:off x="0" y="0"/>
+                        <a:ext cx="196850" cy="209550"/>
+                      </w14:xfrm>
+                    </w14:contentPart>
+                  </a:graphicData>
+                </a:graphic>
+              </wp:anchor>
+            </w:drawing>
+          </mc:Choice>
+          <mc:Fallback>
+            <w:pict>
+              <v:shape w14:anchorId="13D1DABE" id="墨迹 7" o:spid="_x0000_s1026" type="#_x0000_t75" style="position:absolute;left:0;text-align:left;margin-left:114.1pt;margin-top:1.1pt;width:16.3pt;height:17.3pt;z-index:251664384;visibility:visible;mso-wrap-style:square;mso-wrap-distance-left:0;mso-wrap-distance-top:0;mso-wrap-distance-right:0;mso-wrap-distance-bottom:0;mso-position-horizontal:absolute;mso-position-horizontal-relative:text;mso-position-vertical:absolute;mso-position-vertical-relative:line" o:gfxdata="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" o:allowincell="f">
+                <v:imagedata r:id="rId19" o:title=""/>
+                <w10:wrap anchory="line"/>
+              </v:shape>
+            </w:pict>
+          </mc:Fallback>
+        </mc:AlternateContent>
+      </w:r>
+      <w:r>
+        <w:rPr>
+          <w:noProof/>
+        </w:rPr>
+        <mc:AlternateContent>
+          <mc:Choice Requires="wpi">
+            <w:drawing>
+              <wp:anchor distT="0" distB="0" distL="0" distR="0" simplePos="0" relativeHeight="251665408" behindDoc="0" locked="0" layoutInCell="0" allowOverlap="1" wp14:anchorId="3898F741" wp14:editId="5F524184">
+                <wp:simplePos x="0" y="0"/>
+                <wp:positionH relativeFrom="column">
+                  <wp:posOffset>1432560</wp:posOffset>
+                </wp:positionH>
+                <wp:positionV relativeFrom="line">
+                  <wp:posOffset>-33020</wp:posOffset>
+                </wp:positionV>
+                <wp:extent cx="140335" cy="390525"/>
+                <wp:effectExtent l="0" t="12065" r="9525" b="0"/>
+                <wp:wrapNone/>
+                <wp:docPr id="8" name="墨迹 8"/>
+                <wp:cNvGraphicFramePr/>
+                <a:graphic xmlns:a="http://schemas.openxmlformats.org/drawingml/2006/main">
+                  <a:graphicData uri="http://schemas.microsoft.com/office/word/2010/wordprocessingInk">
+                    <w14:contentPart bwMode="auto" r:id="rId20">
+                      <w14:nvContentPartPr>
+                        <w14:cNvContentPartPr/>
+                      </w14:nvContentPartPr>
+                      <w14:xfrm>
+                        <a:off x="0" y="0"/>
+                        <a:ext cx="140335" cy="390525"/>
+                      </w14:xfrm>
+                    </w14:contentPart>
+                  </a:graphicData>
+                </a:graphic>
+              </wp:anchor>
+            </w:drawing>
+          </mc:Choice>
+          <mc:Fallback>
+            <w:pict>
+              <v:shape w14:anchorId="1206E1C5" id="墨迹 8" o:spid="_x0000_s1026" type="#_x0000_t75" style="position:absolute;left:0;text-align:left;margin-left:112.35pt;margin-top:-3.05pt;width:11.85pt;height:31.55pt;z-index:251665408;visibility:visible;mso-wrap-style:square;mso-wrap-distance-left:0;mso-wrap-distance-top:0;mso-wrap-distance-right:0;mso-wrap-distance-bottom:0;mso-position-horizontal:absolute;mso-position-horizontal-relative:text;mso-position-vertical:absolute;mso-position-vertical-relative:line" o:gfxdata="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" o:allowincell="f">
+                <v:imagedata r:id="rId21" o:title=""/>
+                <w10:wrap anchory="line"/>
+              </v:shape>
+            </w:pict>
+          </mc:Fallback>
+        </mc:AlternateContent>
+      </w:r>
+      <w:r>
+        <w:rPr>
+          <w:noProof/>
+        </w:rPr>
+        <mc:AlternateContent>
+          <mc:Choice Requires="wpi">
+            <w:drawing>
+              <wp:anchor distT="0" distB="0" distL="0" distR="0" simplePos="0" relativeHeight="251666432" behindDoc="0" locked="0" layoutInCell="0" allowOverlap="1" wp14:anchorId="71A85B0A" wp14:editId="62B972A9">
+                <wp:simplePos x="0" y="0"/>
+                <wp:positionH relativeFrom="column">
+                  <wp:posOffset>1500505</wp:posOffset>
+                </wp:positionH>
+                <wp:positionV relativeFrom="line">
+                  <wp:posOffset>143510</wp:posOffset>
+                </wp:positionV>
+                <wp:extent cx="184150" cy="121285"/>
+                <wp:effectExtent l="12065" t="0" r="0" b="8255"/>
+                <wp:wrapNone/>
+                <wp:docPr id="9" name="墨迹 9"/>
+                <wp:cNvGraphicFramePr/>
+                <a:graphic xmlns:a="http://schemas.openxmlformats.org/drawingml/2006/main">
+                  <a:graphicData uri="http://schemas.microsoft.com/office/word/2010/wordprocessingInk">
+                    <w14:contentPart bwMode="auto" r:id="rId22">
+                      <w14:nvContentPartPr>
+                        <w14:cNvContentPartPr/>
+                      </w14:nvContentPartPr>
+                      <w14:xfrm>
+                        <a:off x="0" y="0"/>
+                        <a:ext cx="184150" cy="121285"/>
+                      </w14:xfrm>
+                    </w14:contentPart>
+                  </a:graphicData>
+                </a:graphic>
+              </wp:anchor>
+            </w:drawing>
+          </mc:Choice>
+          <mc:Fallback>
+            <w:pict>
+              <v:shape w14:anchorId="411B2540" id="墨迹 9" o:spid="_x0000_s1026" type="#_x0000_t75" style="position:absolute;left:0;text-align:left;margin-left:117.7pt;margin-top:10.85pt;width:15.3pt;height:10.35pt;z-index:251666432;visibility:visible;mso-wrap-style:square;mso-wrap-distance-left:0;mso-wrap-distance-top:0;mso-wrap-distance-right:0;mso-wrap-distance-bottom:0;mso-position-horizontal:absolute;mso-position-horizontal-relative:text;mso-position-vertical:absolute;mso-position-vertical-relative:line" o:gfxdata="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" o:allowincell="f">
+                <v:imagedata r:id="rId23" o:title=""/>
+                <w10:wrap anchory="line"/>
+              </v:shape>
+            </w:pict>
+          </mc:Fallback>
+        </mc:AlternateContent>
+      </w:r>
+      <w:r>
+        <w:rPr>
+          <w:noProof/>
+        </w:rPr>
+        <mc:AlternateContent>
+          <mc:Choice Requires="wpi">
+            <w:drawing>
+              <wp:anchor distT="0" distB="0" distL="0" distR="0" simplePos="0" relativeHeight="251667456" behindDoc="0" locked="0" layoutInCell="0" allowOverlap="1" wp14:anchorId="7F70AA1D" wp14:editId="203B09E2">
+                <wp:simplePos x="0" y="0"/>
+                <wp:positionH relativeFrom="column">
+                  <wp:posOffset>1612900</wp:posOffset>
+                </wp:positionH>
+                <wp:positionV relativeFrom="line">
+                  <wp:posOffset>154940</wp:posOffset>
+                </wp:positionV>
+                <wp:extent cx="37465" cy="154940"/>
+                <wp:effectExtent l="0" t="12065" r="9525" b="7620"/>
+                <wp:wrapNone/>
+                <wp:docPr id="10" name="墨迹 10"/>
+                <wp:cNvGraphicFramePr/>
+                <a:graphic xmlns:a="http://schemas.openxmlformats.org/drawingml/2006/main">
+                  <a:graphicData uri="http://schemas.microsoft.com/office/word/2010/wordprocessingInk">
+                    <w14:contentPart bwMode="auto" r:id="rId24">
+                      <w14:nvContentPartPr>
+                        <w14:cNvContentPartPr/>
+                      </w14:nvContentPartPr>
+                      <w14:xfrm>
+                        <a:off x="0" y="0"/>
+                        <a:ext cx="37465" cy="154940"/>
+                      </w14:xfrm>
+                    </w14:contentPart>
+                  </a:graphicData>
+                </a:graphic>
+              </wp:anchor>
+            </w:drawing>
+          </mc:Choice>
+          <mc:Fallback>
+            <w:pict>
+              <v:shape w14:anchorId="0BB921EA" id="墨迹 10" o:spid="_x0000_s1026" type="#_x0000_t75" style="position:absolute;left:0;text-align:left;margin-left:126.55pt;margin-top:11.75pt;width:3.75pt;height:13pt;z-index:251667456;visibility:visible;mso-wrap-style:square;mso-wrap-distance-left:0;mso-wrap-distance-top:0;mso-wrap-distance-right:0;mso-wrap-distance-bottom:0;mso-position-horizontal:absolute;mso-position-horizontal-relative:text;mso-position-vertical:absolute;mso-position-vertical-relative:line" o:gfxdata="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" o:allowincell="f">
+                <v:imagedata r:id="rId25" o:title=""/>
+                <w10:wrap anchory="line"/>
+              </v:shape>
+            </w:pict>
+          </mc:Fallback>
+        </mc:AlternateContent>
+      </w:r>
+      <w:r>
+        <w:rPr>
+          <w:noProof/>
+        </w:rPr>
+        <mc:AlternateContent>
+          <mc:Choice Requires="wpi">
+            <w:drawing>
+              <wp:anchor distT="0" distB="0" distL="0" distR="0" simplePos="0" relativeHeight="251668480" behindDoc="0" locked="0" layoutInCell="0" allowOverlap="1" wp14:anchorId="13F6D395" wp14:editId="7F1FC29B">
+                <wp:simplePos x="0" y="0"/>
+                <wp:positionH relativeFrom="column">
+                  <wp:posOffset>1588135</wp:posOffset>
+                </wp:positionH>
+                <wp:positionV relativeFrom="line">
+                  <wp:posOffset>250825</wp:posOffset>
+                </wp:positionV>
+                <wp:extent cx="132080" cy="0"/>
+                <wp:effectExtent l="12065" t="635" r="0" b="635"/>
+                <wp:wrapNone/>
+                <wp:docPr id="11" name="墨迹 11"/>
+                <wp:cNvGraphicFramePr/>
+                <a:graphic xmlns:a="http://schemas.openxmlformats.org/drawingml/2006/main">
+                  <a:graphicData uri="http://schemas.microsoft.com/office/word/2010/wordprocessingInk">
+                    <w14:contentPart bwMode="auto" r:id="rId26">
+                      <w14:nvContentPartPr>
+                        <w14:cNvContentPartPr/>
+                      </w14:nvContentPartPr>
+                      <w14:xfrm>
+                        <a:off x="0" y="0"/>
+                        <a:ext cx="132080" cy="0"/>
+                      </w14:xfrm>
+                    </w14:contentPart>
+                  </a:graphicData>
+                </a:graphic>
+              </wp:anchor>
+            </w:drawing>
+          </mc:Choice>
+          <mc:Fallback>
+            <w:pict>
+              <v:shape w14:anchorId="66F82D10" id="墨迹 11" o:spid="_x0000_s1026" type="#_x0000_t75" style="position:absolute;left:0;text-align:left;margin-left:123.8pt;margin-top:19.75pt;width:12.7pt;height:0;z-index:251668480;visibility:visible;mso-wrap-style:square;mso-wrap-distance-left:0;mso-wrap-distance-top:0;mso-wrap-distance-right:0;mso-wrap-distance-bottom:0;mso-position-horizontal:absolute;mso-position-horizontal-relative:text;mso-position-vertical:absolute;mso-position-vertical-relative:line" o:gfxdata="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" o:allowincell="f">
+                <v:imagedata r:id="rId27" o:title=""/>
+                <w10:wrap anchory="line"/>
+              </v:shape>
+            </w:pict>
+          </mc:Fallback>
+        </mc:AlternateContent>
+      </w:r>
+      <w:r>
+        <w:rPr>
+          <w:noProof/>
+        </w:rPr>
+        <mc:AlternateContent>
+          <mc:Choice Requires="wpi">
+            <w:drawing>
+              <wp:anchor distT="0" distB="0" distL="0" distR="0" simplePos="0" relativeHeight="251669504" behindDoc="0" locked="0" layoutInCell="0" allowOverlap="1" wp14:anchorId="0079BF74" wp14:editId="59B28474">
+                <wp:simplePos x="0" y="0"/>
+                <wp:positionH relativeFrom="column">
+                  <wp:posOffset>1590040</wp:posOffset>
+                </wp:positionH>
+                <wp:positionV relativeFrom="line">
+                  <wp:posOffset>246380</wp:posOffset>
+                </wp:positionV>
+                <wp:extent cx="60325" cy="635"/>
+                <wp:effectExtent l="12065" t="4445" r="0" b="4445"/>
+                <wp:wrapNone/>
+                <wp:docPr id="12" name="墨迹 12"/>
+                <wp:cNvGraphicFramePr/>
+                <a:graphic xmlns:a="http://schemas.openxmlformats.org/drawingml/2006/main">
+                  <a:graphicData uri="http://schemas.microsoft.com/office/word/2010/wordprocessingInk">
+                    <w14:contentPart bwMode="auto" r:id="rId28">
+                      <w14:nvContentPartPr>
+                        <w14:cNvContentPartPr/>
+                      </w14:nvContentPartPr>
+                      <w14:xfrm>
+                        <a:off x="0" y="0"/>
+                        <a:ext cx="60325" cy="635"/>
+                      </w14:xfrm>
+                    </w14:contentPart>
+                  </a:graphicData>
+                </a:graphic>
+              </wp:anchor>
+            </w:drawing>
+          </mc:Choice>
+          <mc:Fallback>
+            <w:pict>
+              <v:shape w14:anchorId="4402D10A" id="墨迹 12" o:spid="_x0000_s1026" type="#_x0000_t75" style="position:absolute;left:0;text-align:left;margin-left:124.75pt;margin-top:19pt;width:5.55pt;height:.75pt;z-index:251669504;visibility:visible;mso-wrap-style:square;mso-wrap-distance-left:0;mso-wrap-distance-top:0;mso-wrap-distance-right:0;mso-wrap-distance-bottom:0;mso-position-horizontal:absolute;mso-position-horizontal-relative:text;mso-position-vertical:absolute;mso-position-vertical-relative:line" o:gfxdata="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" o:allowincell="f">
+                <v:imagedata r:id="rId29" o:title=""/>
+                <w10:wrap anchory="line"/>
+              </v:shape>
+            </w:pict>
+          </mc:Fallback>
+        </mc:AlternateContent>
+      </w:r>
+      <w:r>
+        <w:rPr>
+          <w:rFonts w:ascii="微软雅黑" w:eastAsia="微软雅黑" w:hAnsi="微软雅黑"/>
+          <w:bCs/>
+          <w:color w:val="333333"/>
+          <w:sz w:val="24"/>
+          <w:szCs w:val="24"/>
+        </w:rPr>
+        <w:t>本人</w:t>
+      </w:r>
+      <w:r>
+        <w:rPr>
+          <w:rFonts w:ascii="微软雅黑" w:eastAsia="微软雅黑" w:hAnsi="微软雅黑"/>
+          <w:bCs/>
+          <w:color w:val="333333"/>
+          <w:sz w:val="24"/>
+          <w:szCs w:val="24"/>
+          <w:u w:val="single"/>
+        </w:rPr>
+        <w:t xml:space="preserve">                 </w:t>
+      </w:r>
+      <w:r>
+        <w:rPr>
+          <w:rFonts w:ascii="微软雅黑" w:eastAsia="微软雅黑" w:hAnsi="微软雅黑"/>
+          <w:bCs/>
+          <w:color w:val="333333"/>
+          <w:sz w:val="24"/>
+          <w:szCs w:val="24"/>
+        </w:rPr>
+        <w:t>，</w:t>
+      </w:r>
+      <w:r>
+        <w:rPr>
           <w:rFonts w:ascii="微软雅黑" w:eastAsia="微软雅黑" w:hAnsi="微软雅黑" w:hint="eastAsia"/>
           <w:bCs/>
           <w:color w:val="333333"/>
           <w:sz w:val="24"/>
           <w:szCs w:val="24"/>
         </w:rPr>
-        <w:t>本人</w:t>
+        <w:t>身份证号：</w:t>
       </w:r>
       <w:r>
         <w:rPr>
@@ -93,17 +640,18 @@
           <w:szCs w:val="24"/>
           <w:u w:val="single"/>
         </w:rPr>
-        <w:t xml:space="preserve">                 </w:t>
-      </w:r>
-      <w:r>
-        <w:rPr>
-          <w:rFonts w:ascii="微软雅黑" w:eastAsia="微软雅黑" w:hAnsi="微软雅黑" w:hint="eastAsia"/>
+        <w:t xml:space="preserve">     </w:t>
+      </w:r>
+      <w:r>
+        <w:rPr>
+          <w:rFonts w:ascii="微软雅黑" w:eastAsia="微软雅黑" w:hAnsi="微软雅黑"/>
           <w:bCs/>
           <w:color w:val="333333"/>
           <w:sz w:val="24"/>
           <w:szCs w:val="24"/>
-        </w:rPr>
-        <w:t>，身份证号：</w:t>
+          <w:u w:val="single"/>
+        </w:rPr>
+        <w:t>342622200206066150</w:t>
       </w:r>
       <w:r>
         <w:rPr>
@@ -114,7 +662,7 @@
           <w:szCs w:val="24"/>
           <w:u w:val="single"/>
         </w:rPr>
-        <w:t xml:space="preserve">                           </w:t>
+        <w:t xml:space="preserve">                     </w:t>
       </w:r>
     </w:p>
     <w:p>
@@ -141,7 +689,6 @@
         </w:rPr>
         <w:t>本人承诺向</w:t>
       </w:r>
-      <w:proofErr w:type="gramStart"/>
       <w:r>
         <w:rPr>
           <w:rFonts w:ascii="微软雅黑" w:eastAsia="微软雅黑" w:hAnsi="微软雅黑" w:hint="eastAsia"/>
@@ -152,7 +699,6 @@
         </w:rPr>
         <w:t>科锐国际</w:t>
       </w:r>
-      <w:proofErr w:type="gramEnd"/>
       <w:r>
         <w:rPr>
           <w:rFonts w:ascii="微软雅黑" w:eastAsia="微软雅黑" w:hAnsi="微软雅黑" w:hint="eastAsia"/>
@@ -416,8 +962,6 @@
         </w:rPr>
         <w:t>承诺！</w:t>
       </w:r>
-      <w:bookmarkStart w:id="0" w:name="_GoBack"/>
-      <w:bookmarkEnd w:id="0"/>
     </w:p>
     <w:p>
       <w:pPr>
@@ -525,7 +1069,7 @@
           <w:szCs w:val="24"/>
           <w:u w:val="single"/>
         </w:rPr>
-        <w:t xml:space="preserve">                     </w:t>
+        <w:t xml:space="preserve">                    </w:t>
       </w:r>
     </w:p>
     <w:p>
@@ -574,7 +1118,18 @@
           <w:szCs w:val="24"/>
           <w:u w:val="single"/>
         </w:rPr>
-        <w:t xml:space="preserve">        </w:t>
+        <w:t xml:space="preserve">    </w:t>
+      </w:r>
+      <w:r>
+        <w:rPr>
+          <w:rFonts w:ascii="微软雅黑" w:eastAsia="微软雅黑" w:hAnsi="微软雅黑" w:cs="宋体"/>
+          <w:b/>
+          <w:kern w:val="2"/>
+          <w:sz w:val="24"/>
+          <w:szCs w:val="24"/>
+          <w:u w:val="single"/>
+        </w:rPr>
+        <w:t>2025</w:t>
       </w:r>
       <w:r>
         <w:rPr>
@@ -585,7 +1140,7 @@
           <w:szCs w:val="24"/>
           <w:u w:val="single"/>
         </w:rPr>
-        <w:t xml:space="preserve">年 </w:t>
+        <w:t>年</w:t>
       </w:r>
       <w:r>
         <w:rPr>
@@ -596,7 +1151,7 @@
           <w:szCs w:val="24"/>
           <w:u w:val="single"/>
         </w:rPr>
-        <w:t xml:space="preserve">   </w:t>
+        <w:t>06</w:t>
       </w:r>
       <w:r>
         <w:rPr>
@@ -607,7 +1162,7 @@
           <w:szCs w:val="24"/>
           <w:u w:val="single"/>
         </w:rPr>
-        <w:t xml:space="preserve">月 </w:t>
+        <w:t>月</w:t>
       </w:r>
       <w:r>
         <w:rPr>
@@ -618,7 +1173,7 @@
           <w:szCs w:val="24"/>
           <w:u w:val="single"/>
         </w:rPr>
-        <w:t xml:space="preserve">   </w:t>
+        <w:t>20</w:t>
       </w:r>
       <w:r>
         <w:rPr>
@@ -633,7 +1188,7 @@
       </w:r>
     </w:p>
     <w:sectPr>
-      <w:headerReference w:type="default" r:id="rId7"/>
+      <w:headerReference w:type="default" r:id="rId30"/>
       <w:pgSz w:w="11906" w:h="16838" w:code="9"/>
       <w:pgMar w:top="1440" w:right="1800" w:bottom="1440" w:left="1800" w:header="851" w:footer="992" w:gutter="0"/>
       <w:cols w:space="425"/>
@@ -644,7 +1199,7 @@
 </file>
 
 <file path=word/endnotes.xml><?xml version="1.0" encoding="utf-8"?>
-<w:endnotes xmlns:wpc="http://schemas.microsoft.com/office/word/2010/wordprocessingCanvas" xmlns:cx="http://schemas.microsoft.com/office/drawing/2014/chartex" xmlns:cx1="http://schemas.microsoft.com/office/drawing/2015/9/8/chartex" xmlns:cx2="http://schemas.microsoft.com/office/drawing/2015/10/21/chartex" xmlns:cx3="http://schemas.microsoft.com/office/drawing/2016/5/9/chartex" xmlns:cx4="http://schemas.microsoft.com/office/drawing/2016/5/10/chartex" xmlns:cx5="http://schemas.microsoft.com/office/drawing/2016/5/11/chartex" xmlns:cx6="http://schemas.microsoft.com/office/drawing/2016/5/12/chartex" xmlns:cx7="http://schemas.microsoft.com/office/drawing/2016/5/13/chartex" xmlns:cx8="http://schemas.microsoft.com/office/drawing/2016/5/14/chartex" xmlns:mc="http://schemas.openxmlformats.org/markup-compatibility/2006" xmlns:aink="http://schemas.microsoft.com/office/drawing/2016/ink" xmlns:am3d="http://schemas.microsoft.com/office/drawing/2017/model3d" xmlns:o="urn:schemas-microsoft-com:office:office" xmlns:r="http://schemas.openxmlformats.org/officeDocument/2006/relationships" xmlns:m="http://schemas.openxmlformats.org/officeDocument/2006/math" xmlns:v="urn:schemas-microsoft-com:vml" xmlns:wp14="http://schemas.microsoft.com/office/word/2010/wordprocessingDrawing" xmlns:wp="http://schemas.openxmlformats.org/drawingml/2006/wordprocessingDrawing" xmlns:w10="urn:schemas-microsoft-com:office:word" xmlns:w="http://schemas.openxmlformats.org/wordprocessingml/2006/main" xmlns:w14="http://schemas.microsoft.com/office/word/2010/wordml" xmlns:w15="http://schemas.microsoft.com/office/word/2012/wordml" xmlns:w16cid="http://schemas.microsoft.com/office/word/2016/wordml/cid" xmlns:w16se="http://schemas.microsoft.com/office/word/2015/wordml/symex" xmlns:wpg="http://schemas.microsoft.com/office/word/2010/wordprocessingGroup" xmlns:wpi="http://schemas.microsoft.com/office/word/2010/wordprocessingInk" xmlns:wne="http://schemas.microsoft.com/office/word/2006/wordml" xmlns:wps="http://schemas.microsoft.com/office/word/2010/wordprocessingShape" mc:Ignorable="w14 w15 w16se w16cid wp14">
+<w:endnotes xmlns:wpc="http://schemas.microsoft.com/office/word/2010/wordprocessingCanvas" xmlns:cx="http://schemas.microsoft.com/office/drawing/2014/chartex" xmlns:cx1="http://schemas.microsoft.com/office/drawing/2015/9/8/chartex" xmlns:cx2="http://schemas.microsoft.com/office/drawing/2015/10/21/chartex" xmlns:cx3="http://schemas.microsoft.com/office/drawing/2016/5/9/chartex" xmlns:cx4="http://schemas.microsoft.com/office/drawing/2016/5/10/chartex" xmlns:cx5="http://schemas.microsoft.com/office/drawing/2016/5/11/chartex" xmlns:cx6="http://schemas.microsoft.com/office/drawing/2016/5/12/chartex" xmlns:cx7="http://schemas.microsoft.com/office/drawing/2016/5/13/chartex" xmlns:cx8="http://schemas.microsoft.com/office/drawing/2016/5/14/chartex" xmlns:mc="http://schemas.openxmlformats.org/markup-compatibility/2006" xmlns:aink="http://schemas.microsoft.com/office/drawing/2016/ink" xmlns:am3d="http://schemas.microsoft.com/office/drawing/2017/model3d" xmlns:o="urn:schemas-microsoft-com:office:office" xmlns:r="http://schemas.openxmlformats.org/officeDocument/2006/relationships" xmlns:m="http://schemas.openxmlformats.org/officeDocument/2006/math" xmlns:v="urn:schemas-microsoft-com:vml" xmlns:wp14="http://schemas.microsoft.com/office/word/2010/wordprocessingDrawing" xmlns:wp="http://schemas.openxmlformats.org/drawingml/2006/wordprocessingDrawing" xmlns:w10="urn:schemas-microsoft-com:office:word" xmlns:w="http://schemas.openxmlformats.org/wordprocessingml/2006/main" xmlns:w14="http://schemas.microsoft.com/office/word/2010/wordml" xmlns:w15="http://schemas.microsoft.com/office/word/2012/wordml" xmlns:w16cex="http://schemas.microsoft.com/office/word/2018/wordml/cex" xmlns:w16cid="http://schemas.microsoft.com/office/word/2016/wordml/cid" xmlns:w16="http://schemas.microsoft.com/office/word/2018/wordml" xmlns:w16sdtdh="http://schemas.microsoft.com/office/word/2020/wordml/sdtdatahash" xmlns:w16se="http://schemas.microsoft.com/office/word/2015/wordml/symex" xmlns:wpg="http://schemas.microsoft.com/office/word/2010/wordprocessingGroup" xmlns:wpi="http://schemas.microsoft.com/office/word/2010/wordprocessingInk" xmlns:wne="http://schemas.microsoft.com/office/word/2006/wordml" xmlns:wps="http://schemas.microsoft.com/office/word/2010/wordprocessingShape" mc:Ignorable="w14 w15 w16se w16cid w16 w16cex w16sdtdh wp14">
   <w:endnote w:type="separator" w:id="-1">
     <w:p>
       <w:pPr>
@@ -669,7 +1224,7 @@
 </file>
 
 <file path=word/footnotes.xml><?xml version="1.0" encoding="utf-8"?>
-<w:footnotes xmlns:wpc="http://schemas.microsoft.com/office/word/2010/wordprocessingCanvas" xmlns:cx="http://schemas.microsoft.com/office/drawing/2014/chartex" xmlns:cx1="http://schemas.microsoft.com/office/drawing/2015/9/8/chartex" xmlns:cx2="http://schemas.microsoft.com/office/drawing/2015/10/21/chartex" xmlns:cx3="http://schemas.microsoft.com/office/drawing/2016/5/9/chartex" xmlns:cx4="http://schemas.microsoft.com/office/drawing/2016/5/10/chartex" xmlns:cx5="http://schemas.microsoft.com/office/drawing/2016/5/11/chartex" xmlns:cx6="http://schemas.microsoft.com/office/drawing/2016/5/12/chartex" xmlns:cx7="http://schemas.microsoft.com/office/drawing/2016/5/13/chartex" xmlns:cx8="http://schemas.microsoft.com/office/drawing/2016/5/14/chartex" xmlns:mc="http://schemas.openxmlformats.org/markup-compatibility/2006" xmlns:aink="http://schemas.microsoft.com/office/drawing/2016/ink" xmlns:am3d="http://schemas.microsoft.com/office/drawing/2017/model3d" xmlns:o="urn:schemas-microsoft-com:office:office" xmlns:r="http://schemas.openxmlformats.org/officeDocument/2006/relationships" xmlns:m="http://schemas.openxmlformats.org/officeDocument/2006/math" xmlns:v="urn:schemas-microsoft-com:vml" xmlns:wp14="http://schemas.microsoft.com/office/word/2010/wordprocessingDrawing" xmlns:wp="http://schemas.openxmlformats.org/drawingml/2006/wordprocessingDrawing" xmlns:w10="urn:schemas-microsoft-com:office:word" xmlns:w="http://schemas.openxmlformats.org/wordprocessingml/2006/main" xmlns:w14="http://schemas.microsoft.com/office/word/2010/wordml" xmlns:w15="http://schemas.microsoft.com/office/word/2012/wordml" xmlns:w16cid="http://schemas.microsoft.com/office/word/2016/wordml/cid" xmlns:w16se="http://schemas.microsoft.com/office/word/2015/wordml/symex" xmlns:wpg="http://schemas.microsoft.com/office/word/2010/wordprocessingGroup" xmlns:wpi="http://schemas.microsoft.com/office/word/2010/wordprocessingInk" xmlns:wne="http://schemas.microsoft.com/office/word/2006/wordml" xmlns:wps="http://schemas.microsoft.com/office/word/2010/wordprocessingShape" mc:Ignorable="w14 w15 w16se w16cid wp14">
+<w:footnotes xmlns:wpc="http://schemas.microsoft.com/office/word/2010/wordprocessingCanvas" xmlns:cx="http://schemas.microsoft.com/office/drawing/2014/chartex" xmlns:cx1="http://schemas.microsoft.com/office/drawing/2015/9/8/chartex" xmlns:cx2="http://schemas.microsoft.com/office/drawing/2015/10/21/chartex" xmlns:cx3="http://schemas.microsoft.com/office/drawing/2016/5/9/chartex" xmlns:cx4="http://schemas.microsoft.com/office/drawing/2016/5/10/chartex" xmlns:cx5="http://schemas.microsoft.com/office/drawing/2016/5/11/chartex" xmlns:cx6="http://schemas.microsoft.com/office/drawing/2016/5/12/chartex" xmlns:cx7="http://schemas.microsoft.com/office/drawing/2016/5/13/chartex" xmlns:cx8="http://schemas.microsoft.com/office/drawing/2016/5/14/chartex" xmlns:mc="http://schemas.openxmlformats.org/markup-compatibility/2006" xmlns:aink="http://schemas.microsoft.com/office/drawing/2016/ink" xmlns:am3d="http://schemas.microsoft.com/office/drawing/2017/model3d" xmlns:o="urn:schemas-microsoft-com:office:office" xmlns:r="http://schemas.openxmlformats.org/officeDocument/2006/relationships" xmlns:m="http://schemas.openxmlformats.org/officeDocument/2006/math" xmlns:v="urn:schemas-microsoft-com:vml" xmlns:wp14="http://schemas.microsoft.com/office/word/2010/wordprocessingDrawing" xmlns:wp="http://schemas.openxmlformats.org/drawingml/2006/wordprocessingDrawing" xmlns:w10="urn:schemas-microsoft-com:office:word" xmlns:w="http://schemas.openxmlformats.org/wordprocessingml/2006/main" xmlns:w14="http://schemas.microsoft.com/office/word/2010/wordml" xmlns:w15="http://schemas.microsoft.com/office/word/2012/wordml" xmlns:w16cex="http://schemas.microsoft.com/office/word/2018/wordml/cex" xmlns:w16cid="http://schemas.microsoft.com/office/word/2016/wordml/cid" xmlns:w16="http://schemas.microsoft.com/office/word/2018/wordml" xmlns:w16sdtdh="http://schemas.microsoft.com/office/word/2020/wordml/sdtdatahash" xmlns:w16se="http://schemas.microsoft.com/office/word/2015/wordml/symex" xmlns:wpg="http://schemas.microsoft.com/office/word/2010/wordprocessingGroup" xmlns:wpi="http://schemas.microsoft.com/office/word/2010/wordprocessingInk" xmlns:wne="http://schemas.microsoft.com/office/word/2006/wordml" xmlns:wps="http://schemas.microsoft.com/office/word/2010/wordprocessingShape" mc:Ignorable="w14 w15 w16se w16cid w16 w16cex w16sdtdh wp14">
   <w:footnote w:type="separator" w:id="-1">
     <w:p>
       <w:pPr>
@@ -694,7 +1249,7 @@
 </file>
 
 <file path=word/header1.xml><?xml version="1.0" encoding="utf-8"?>
-<w:hdr xmlns:wpc="http://schemas.microsoft.com/office/word/2010/wordprocessingCanvas" xmlns:cx="http://schemas.microsoft.com/office/drawing/2014/chartex" xmlns:cx1="http://schemas.microsoft.com/office/drawing/2015/9/8/chartex" xmlns:cx2="http://schemas.microsoft.com/office/drawing/2015/10/21/chartex" xmlns:cx3="http://schemas.microsoft.com/office/drawing/2016/5/9/chartex" xmlns:cx4="http://schemas.microsoft.com/office/drawing/2016/5/10/chartex" xmlns:cx5="http://schemas.microsoft.com/office/drawing/2016/5/11/chartex" xmlns:cx6="http://schemas.microsoft.com/office/drawing/2016/5/12/chartex" xmlns:cx7="http://schemas.microsoft.com/office/drawing/2016/5/13/chartex" xmlns:cx8="http://schemas.microsoft.com/office/drawing/2016/5/14/chartex" xmlns:mc="http://schemas.openxmlformats.org/markup-compatibility/2006" xmlns:aink="http://schemas.microsoft.com/office/drawing/2016/ink" xmlns:am3d="http://schemas.microsoft.com/office/drawing/2017/model3d" xmlns:o="urn:schemas-microsoft-com:office:office" xmlns:r="http://schemas.openxmlformats.org/officeDocument/2006/relationships" xmlns:m="http://schemas.openxmlformats.org/officeDocument/2006/math" xmlns:v="urn:schemas-microsoft-com:vml" xmlns:wp14="http://schemas.microsoft.com/office/word/2010/wordprocessingDrawing" xmlns:wp="http://schemas.openxmlformats.org/drawingml/2006/wordprocessingDrawing" xmlns:w10="urn:schemas-microsoft-com:office:word" xmlns:w="http://schemas.openxmlformats.org/wordprocessingml/2006/main" xmlns:w14="http://schemas.microsoft.com/office/word/2010/wordml" xmlns:w15="http://schemas.microsoft.com/office/word/2012/wordml" xmlns:w16cid="http://schemas.microsoft.com/office/word/2016/wordml/cid" xmlns:w16se="http://schemas.microsoft.com/office/word/2015/wordml/symex" xmlns:wpg="http://schemas.microsoft.com/office/word/2010/wordprocessingGroup" xmlns:wpi="http://schemas.microsoft.com/office/word/2010/wordprocessingInk" xmlns:wne="http://schemas.microsoft.com/office/word/2006/wordml" xmlns:wps="http://schemas.microsoft.com/office/word/2010/wordprocessingShape" mc:Ignorable="w14 w15 w16se w16cid wp14">
+<w:hdr xmlns:wpc="http://schemas.microsoft.com/office/word/2010/wordprocessingCanvas" xmlns:cx="http://schemas.microsoft.com/office/drawing/2014/chartex" xmlns:cx1="http://schemas.microsoft.com/office/drawing/2015/9/8/chartex" xmlns:cx2="http://schemas.microsoft.com/office/drawing/2015/10/21/chartex" xmlns:cx3="http://schemas.microsoft.com/office/drawing/2016/5/9/chartex" xmlns:cx4="http://schemas.microsoft.com/office/drawing/2016/5/10/chartex" xmlns:cx5="http://schemas.microsoft.com/office/drawing/2016/5/11/chartex" xmlns:cx6="http://schemas.microsoft.com/office/drawing/2016/5/12/chartex" xmlns:cx7="http://schemas.microsoft.com/office/drawing/2016/5/13/chartex" xmlns:cx8="http://schemas.microsoft.com/office/drawing/2016/5/14/chartex" xmlns:mc="http://schemas.openxmlformats.org/markup-compatibility/2006" xmlns:aink="http://schemas.microsoft.com/office/drawing/2016/ink" xmlns:am3d="http://schemas.microsoft.com/office/drawing/2017/model3d" xmlns:o="urn:schemas-microsoft-com:office:office" xmlns:r="http://schemas.openxmlformats.org/officeDocument/2006/relationships" xmlns:m="http://schemas.openxmlformats.org/officeDocument/2006/math" xmlns:v="urn:schemas-microsoft-com:vml" xmlns:wp14="http://schemas.microsoft.com/office/word/2010/wordprocessingDrawing" xmlns:wp="http://schemas.openxmlformats.org/drawingml/2006/wordprocessingDrawing" xmlns:w10="urn:schemas-microsoft-com:office:word" xmlns:w="http://schemas.openxmlformats.org/wordprocessingml/2006/main" xmlns:w14="http://schemas.microsoft.com/office/word/2010/wordml" xmlns:w15="http://schemas.microsoft.com/office/word/2012/wordml" xmlns:w16cex="http://schemas.microsoft.com/office/word/2018/wordml/cex" xmlns:w16cid="http://schemas.microsoft.com/office/word/2016/wordml/cid" xmlns:w16="http://schemas.microsoft.com/office/word/2018/wordml" xmlns:w16sdtdh="http://schemas.microsoft.com/office/word/2020/wordml/sdtdatahash" xmlns:w16se="http://schemas.microsoft.com/office/word/2015/wordml/symex" xmlns:wpg="http://schemas.microsoft.com/office/word/2010/wordprocessingGroup" xmlns:wpi="http://schemas.microsoft.com/office/word/2010/wordprocessingInk" xmlns:wne="http://schemas.microsoft.com/office/word/2006/wordml" xmlns:wps="http://schemas.microsoft.com/office/word/2010/wordprocessingShape" mc:Ignorable="w14 w15 w16se w16cid w16 w16cex w16sdtdh wp14">
   <w:p>
     <w:pPr>
       <w:pStyle w:val="a3"/>
@@ -767,7 +1322,6 @@
     <w:r>
       <w:t xml:space="preserve">          </w:t>
     </w:r>
-    <w:proofErr w:type="gramStart"/>
     <w:r>
       <w:rPr>
         <w:rFonts w:ascii="微软雅黑" w:eastAsia="微软雅黑" w:hAnsi="微软雅黑" w:hint="eastAsia"/>
@@ -780,7 +1334,6 @@
       </w:rPr>
       <w:t>国际</w:t>
     </w:r>
-    <w:proofErr w:type="gramEnd"/>
     <w:r>
       <w:rPr>
         <w:rFonts w:ascii="微软雅黑" w:eastAsia="微软雅黑" w:hAnsi="微软雅黑" w:hint="eastAsia"/>
@@ -798,7 +1351,7 @@
 </file>
 
 <file path=word/numbering.xml><?xml version="1.0" encoding="utf-8"?>
-<w:numbering xmlns:wpc="http://schemas.microsoft.com/office/word/2010/wordprocessingCanvas" xmlns:cx="http://schemas.microsoft.com/office/drawing/2014/chartex" xmlns:cx1="http://schemas.microsoft.com/office/drawing/2015/9/8/chartex" xmlns:cx2="http://schemas.microsoft.com/office/drawing/2015/10/21/chartex" xmlns:cx3="http://schemas.microsoft.com/office/drawing/2016/5/9/chartex" xmlns:cx4="http://schemas.microsoft.com/office/drawing/2016/5/10/chartex" xmlns:cx5="http://schemas.microsoft.com/office/drawing/2016/5/11/chartex" xmlns:cx6="http://schemas.microsoft.com/office/drawing/2016/5/12/chartex" xmlns:cx7="http://schemas.microsoft.com/office/drawing/2016/5/13/chartex" xmlns:cx8="http://schemas.microsoft.com/office/drawing/2016/5/14/chartex" xmlns:mc="http://schemas.openxmlformats.org/markup-compatibility/2006" xmlns:aink="http://schemas.microsoft.com/office/drawing/2016/ink" xmlns:am3d="http://schemas.microsoft.com/office/drawing/2017/model3d" xmlns:o="urn:schemas-microsoft-com:office:office" xmlns:r="http://schemas.openxmlformats.org/officeDocument/2006/relationships" xmlns:m="http://schemas.openxmlformats.org/officeDocument/2006/math" xmlns:v="urn:schemas-microsoft-com:vml" xmlns:wp14="http://schemas.microsoft.com/office/word/2010/wordprocessingDrawing" xmlns:wp="http://schemas.openxmlformats.org/drawingml/2006/wordprocessingDrawing" xmlns:w10="urn:schemas-microsoft-com:office:word" xmlns:w="http://schemas.openxmlformats.org/wordprocessingml/2006/main" xmlns:w14="http://schemas.microsoft.com/office/word/2010/wordml" xmlns:w15="http://schemas.microsoft.com/office/word/2012/wordml" xmlns:w16cid="http://schemas.microsoft.com/office/word/2016/wordml/cid" xmlns:w16se="http://schemas.microsoft.com/office/word/2015/wordml/symex" xmlns:wpg="http://schemas.microsoft.com/office/word/2010/wordprocessingGroup" xmlns:wpi="http://schemas.microsoft.com/office/word/2010/wordprocessingInk" xmlns:wne="http://schemas.microsoft.com/office/word/2006/wordml" xmlns:wps="http://schemas.microsoft.com/office/word/2010/wordprocessingShape" mc:Ignorable="w14 w15 w16se w16cid wp14">
+<w:numbering xmlns:wpc="http://schemas.microsoft.com/office/word/2010/wordprocessingCanvas" xmlns:cx="http://schemas.microsoft.com/office/drawing/2014/chartex" xmlns:cx1="http://schemas.microsoft.com/office/drawing/2015/9/8/chartex" xmlns:cx2="http://schemas.microsoft.com/office/drawing/2015/10/21/chartex" xmlns:cx3="http://schemas.microsoft.com/office/drawing/2016/5/9/chartex" xmlns:cx4="http://schemas.microsoft.com/office/drawing/2016/5/10/chartex" xmlns:cx5="http://schemas.microsoft.com/office/drawing/2016/5/11/chartex" xmlns:cx6="http://schemas.microsoft.com/office/drawing/2016/5/12/chartex" xmlns:cx7="http://schemas.microsoft.com/office/drawing/2016/5/13/chartex" xmlns:cx8="http://schemas.microsoft.com/office/drawing/2016/5/14/chartex" xmlns:mc="http://schemas.openxmlformats.org/markup-compatibility/2006" xmlns:aink="http://schemas.microsoft.com/office/drawing/2016/ink" xmlns:am3d="http://schemas.microsoft.com/office/drawing/2017/model3d" xmlns:o="urn:schemas-microsoft-com:office:office" xmlns:r="http://schemas.openxmlformats.org/officeDocument/2006/relationships" xmlns:m="http://schemas.openxmlformats.org/officeDocument/2006/math" xmlns:v="urn:schemas-microsoft-com:vml" xmlns:wp14="http://schemas.microsoft.com/office/word/2010/wordprocessingDrawing" xmlns:wp="http://schemas.openxmlformats.org/drawingml/2006/wordprocessingDrawing" xmlns:w10="urn:schemas-microsoft-com:office:word" xmlns:w="http://schemas.openxmlformats.org/wordprocessingml/2006/main" xmlns:w14="http://schemas.microsoft.com/office/word/2010/wordml" xmlns:w15="http://schemas.microsoft.com/office/word/2012/wordml" xmlns:w16cex="http://schemas.microsoft.com/office/word/2018/wordml/cex" xmlns:w16cid="http://schemas.microsoft.com/office/word/2016/wordml/cid" xmlns:w16="http://schemas.microsoft.com/office/word/2018/wordml" xmlns:w16sdtdh="http://schemas.microsoft.com/office/word/2020/wordml/sdtdatahash" xmlns:w16se="http://schemas.microsoft.com/office/word/2015/wordml/symex" xmlns:wpg="http://schemas.microsoft.com/office/word/2010/wordprocessingGroup" xmlns:wpi="http://schemas.microsoft.com/office/word/2010/wordprocessingInk" xmlns:wne="http://schemas.microsoft.com/office/word/2006/wordml" xmlns:wps="http://schemas.microsoft.com/office/word/2010/wordprocessingShape" mc:Ignorable="w14 w15 w16se w16cid w16 w16cex w16sdtdh wp14">
   <w:abstractNum w:abstractNumId="0" w15:restartNumberingAfterBreak="0">
     <w:nsid w:val="42562877"/>
     <w:multiLevelType w:val="hybridMultilevel"/>
@@ -895,7 +1448,7 @@
 </file>
 
 <file path=word/styles.xml><?xml version="1.0" encoding="utf-8"?>
-<w:styles xmlns:mc="http://schemas.openxmlformats.org/markup-compatibility/2006" xmlns:r="http://schemas.openxmlformats.org/officeDocument/2006/relationships" xmlns:w="http://schemas.openxmlformats.org/wordprocessingml/2006/main" xmlns:w14="http://schemas.microsoft.com/office/word/2010/wordml" xmlns:w15="http://schemas.microsoft.com/office/word/2012/wordml" xmlns:w16cid="http://schemas.microsoft.com/office/word/2016/wordml/cid" xmlns:w16se="http://schemas.microsoft.com/office/word/2015/wordml/symex" mc:Ignorable="w14 w15 w16se w16cid">
+<w:styles xmlns:mc="http://schemas.openxmlformats.org/markup-compatibility/2006" xmlns:r="http://schemas.openxmlformats.org/officeDocument/2006/relationships" xmlns:w="http://schemas.openxmlformats.org/wordprocessingml/2006/main" xmlns:w14="http://schemas.microsoft.com/office/word/2010/wordml" xmlns:w15="http://schemas.microsoft.com/office/word/2012/wordml" xmlns:w16cex="http://schemas.microsoft.com/office/word/2018/wordml/cex" xmlns:w16cid="http://schemas.microsoft.com/office/word/2016/wordml/cid" xmlns:w16="http://schemas.microsoft.com/office/word/2018/wordml" xmlns:w16sdtdh="http://schemas.microsoft.com/office/word/2020/wordml/sdtdatahash" xmlns:w16se="http://schemas.microsoft.com/office/word/2015/wordml/symex" mc:Ignorable="w14 w15 w16se w16cid w16 w16cex w16sdtdh">
   <w:docDefaults>
     <w:rPrDefault>
       <w:rPr>
@@ -908,7 +1461,7 @@
     </w:rPrDefault>
     <w:pPrDefault/>
   </w:docDefaults>
-  <w:latentStyles w:defLockedState="0" w:defUIPriority="99" w:defSemiHidden="0" w:defUnhideWhenUsed="0" w:defQFormat="0" w:count="375">
+  <w:latentStyles w:defLockedState="0" w:defUIPriority="99" w:defSemiHidden="0" w:defUnhideWhenUsed="0" w:defQFormat="0" w:count="376">
     <w:lsdException w:name="Normal" w:uiPriority="0" w:qFormat="1"/>
     <w:lsdException w:name="heading 1" w:uiPriority="9" w:qFormat="1"/>
     <w:lsdException w:name="heading 2" w:semiHidden="1" w:uiPriority="9" w:unhideWhenUsed="1" w:qFormat="1"/>
@@ -1014,7 +1567,6 @@
     <w:lsdException w:name="HTML Sample" w:semiHidden="1" w:unhideWhenUsed="1"/>
     <w:lsdException w:name="HTML Typewriter" w:semiHidden="1" w:unhideWhenUsed="1"/>
     <w:lsdException w:name="HTML Variable" w:semiHidden="1" w:unhideWhenUsed="1"/>
-    <w:lsdException w:name="Normal Table" w:semiHidden="1" w:unhideWhenUsed="1"/>
     <w:lsdException w:name="annotation subject" w:semiHidden="1" w:unhideWhenUsed="1"/>
     <w:lsdException w:name="No List" w:semiHidden="1" w:unhideWhenUsed="1"/>
     <w:lsdException w:name="Outline List 1" w:semiHidden="1" w:unhideWhenUsed="1"/>
@@ -1061,10 +1613,8 @@
     <w:lsdException w:name="Table Subtle 2" w:semiHidden="1" w:unhideWhenUsed="1"/>
     <w:lsdException w:name="Table Web 1" w:semiHidden="1" w:unhideWhenUsed="1"/>
     <w:lsdException w:name="Table Web 2" w:semiHidden="1" w:unhideWhenUsed="1"/>
-    <w:lsdException w:name="Table Web 3" w:semiHidden="1" w:unhideWhenUsed="1"/>
     <w:lsdException w:name="Balloon Text" w:semiHidden="1" w:unhideWhenUsed="1"/>
     <w:lsdException w:name="Table Grid" w:uiPriority="39"/>
-    <w:lsdException w:name="Table Theme" w:semiHidden="1" w:unhideWhenUsed="1"/>
     <w:lsdException w:name="Placeholder Text" w:semiHidden="1"/>
     <w:lsdException w:name="No Spacing" w:uiPriority="1" w:qFormat="1"/>
     <w:lsdException w:name="Light Shading" w:uiPriority="60"/>
@@ -1284,6 +1834,7 @@
     <w:lsdException w:name="Smart Hyperlink" w:semiHidden="1" w:unhideWhenUsed="1"/>
     <w:lsdException w:name="Hashtag" w:semiHidden="1" w:unhideWhenUsed="1"/>
     <w:lsdException w:name="Unresolved Mention" w:semiHidden="1" w:unhideWhenUsed="1"/>
+    <w:lsdException w:name="Smart Link" w:semiHidden="1" w:unhideWhenUsed="1"/>
   </w:latentStyles>
   <w:style w:type="paragraph" w:default="1" w:styleId="a">
     <w:name w:val="Normal"/>
@@ -1423,6 +1974,314 @@
     </w:rPr>
   </w:style>
 </w:styles>
+</file>
+
+<file path=word/ink/ink1.xml><?xml version="1.0" encoding="utf-8"?>
+<inkml:ink xmlns:inkml="http://www.w3.org/2003/InkML">
+  <inkml:definitions>
+    <inkml:context xml:id="ctx0">
+      <inkml:inkSource xml:id="inkSrc0">
+        <inkml:traceFormat>
+          <inkml:channel name="X" type="integer" units="cm"/>
+          <inkml:channel name="Y" type="integer" units="cm"/>
+          <inkml:channel name="F" type="integer" max="480" units="dev"/>
+        </inkml:traceFormat>
+        <inkml:channelProperties>
+          <inkml:channelProperty channel="X" name="resolution" value="1000" units="1/cm"/>
+          <inkml:channelProperty channel="Y" name="resolution" value="1000" units="1/cm"/>
+          <inkml:channelProperty channel="F" name="resolution" value="1" units="1/dev"/>
+        </inkml:channelProperties>
+      </inkml:inkSource>
+      <inkml:timestamp xml:id="ts0" timeString="2025-06-20T06:55:34.902"/>
+    </inkml:context>
+    <inkml:brush xml:id="br0">
+      <inkml:brushProperty name="width" value="0.02917" units="cm"/>
+      <inkml:brushProperty name="height" value="0.02917" units="cm"/>
+      <inkml:brushProperty name="fitToCurve" value="1"/>
+    </inkml:brush>
+  </inkml:definitions>
+  <inkml:trace contextRef="#ctx0" brushRef="#br0">411 735 480,'0'0'0,"0"7"0,0 6-8,0 5-42,0-2 40,0-2 32,0-6 21,0-1-40,0-3-3,0-1 0</inkml:trace>
+</inkml:ink>
+</file>
+
+<file path=word/ink/ink10.xml><?xml version="1.0" encoding="utf-8"?>
+<inkml:ink xmlns:inkml="http://www.w3.org/2003/InkML">
+  <inkml:definitions>
+    <inkml:context xml:id="ctx0">
+      <inkml:inkSource xml:id="inkSrc0">
+        <inkml:traceFormat>
+          <inkml:channel name="X" type="integer" units="cm"/>
+          <inkml:channel name="Y" type="integer" units="cm"/>
+          <inkml:channel name="F" type="integer" max="480" units="dev"/>
+        </inkml:traceFormat>
+        <inkml:channelProperties>
+          <inkml:channelProperty channel="X" name="resolution" value="1000" units="1/cm"/>
+          <inkml:channelProperty channel="Y" name="resolution" value="1000" units="1/cm"/>
+          <inkml:channelProperty channel="F" name="resolution" value="1" units="1/dev"/>
+        </inkml:channelProperties>
+      </inkml:inkSource>
+      <inkml:timestamp xml:id="ts0" timeString="2025-06-20T06:55:34.910"/>
+    </inkml:context>
+    <inkml:brush xml:id="br0">
+      <inkml:brushProperty name="width" value="0.02917" units="cm"/>
+      <inkml:brushProperty name="height" value="0.02917" units="cm"/>
+      <inkml:brushProperty name="fitToCurve" value="1"/>
+    </inkml:brush>
+  </inkml:definitions>
+  <inkml:trace contextRef="#ctx0" brushRef="#br0">855 1159 480,'22'0'-35,"26"0"-90,8 0 15</inkml:trace>
+</inkml:ink>
+</file>
+
+<file path=word/ink/ink11.xml><?xml version="1.0" encoding="utf-8"?>
+<inkml:ink xmlns:inkml="http://www.w3.org/2003/InkML">
+  <inkml:definitions>
+    <inkml:context xml:id="ctx0">
+      <inkml:inkSource xml:id="inkSrc0">
+        <inkml:traceFormat>
+          <inkml:channel name="X" type="integer" units="cm"/>
+          <inkml:channel name="Y" type="integer" units="cm"/>
+          <inkml:channel name="F" type="integer" max="480" units="dev"/>
+        </inkml:traceFormat>
+        <inkml:channelProperties>
+          <inkml:channelProperty channel="X" name="resolution" value="1000" units="1/cm"/>
+          <inkml:channelProperty channel="Y" name="resolution" value="1000" units="1/cm"/>
+          <inkml:channelProperty channel="F" name="resolution" value="1" units="1/dev"/>
+        </inkml:channelProperties>
+      </inkml:inkSource>
+      <inkml:timestamp xml:id="ts0" timeString="2025-06-20T06:55:34.911"/>
+    </inkml:context>
+    <inkml:brush xml:id="br0">
+      <inkml:brushProperty name="width" value="0.02917" units="cm"/>
+      <inkml:brushProperty name="height" value="0.02917" units="cm"/>
+      <inkml:brushProperty name="fitToCurve" value="1"/>
+    </inkml:brush>
+  </inkml:definitions>
+  <inkml:trace contextRef="#ctx0" brushRef="#br0">857 1156 480,'28'0'0,"21"-1"0,-1 1-70,-8 0 90,-40 0 30</inkml:trace>
+</inkml:ink>
+</file>
+
+<file path=word/ink/ink2.xml><?xml version="1.0" encoding="utf-8"?>
+<inkml:ink xmlns:inkml="http://www.w3.org/2003/InkML">
+  <inkml:definitions>
+    <inkml:context xml:id="ctx0">
+      <inkml:inkSource xml:id="inkSrc0">
+        <inkml:traceFormat>
+          <inkml:channel name="X" type="integer" units="cm"/>
+          <inkml:channel name="Y" type="integer" units="cm"/>
+          <inkml:channel name="F" type="integer" max="480" units="dev"/>
+        </inkml:traceFormat>
+        <inkml:channelProperties>
+          <inkml:channelProperty channel="X" name="resolution" value="1000" units="1/cm"/>
+          <inkml:channelProperty channel="Y" name="resolution" value="1000" units="1/cm"/>
+          <inkml:channelProperty channel="F" name="resolution" value="1" units="1/dev"/>
+        </inkml:channelProperties>
+      </inkml:inkSource>
+      <inkml:timestamp xml:id="ts0" timeString="2025-06-20T06:55:34.903"/>
+    </inkml:context>
+    <inkml:brush xml:id="br0">
+      <inkml:brushProperty name="width" value="0.02917" units="cm"/>
+      <inkml:brushProperty name="height" value="0.02917" units="cm"/>
+      <inkml:brushProperty name="fitToCurve" value="1"/>
+    </inkml:brush>
+  </inkml:definitions>
+  <inkml:trace contextRef="#ctx0" brushRef="#br0">630 742 480,'0'2'0,"0"5"0,0 4 0,0-1-3,0-1 6,0-1-3</inkml:trace>
+</inkml:ink>
+</file>
+
+<file path=word/ink/ink3.xml><?xml version="1.0" encoding="utf-8"?>
+<inkml:ink xmlns:inkml="http://www.w3.org/2003/InkML">
+  <inkml:definitions>
+    <inkml:context xml:id="ctx0">
+      <inkml:inkSource xml:id="inkSrc0">
+        <inkml:traceFormat>
+          <inkml:channel name="X" type="integer" units="cm"/>
+          <inkml:channel name="Y" type="integer" units="cm"/>
+          <inkml:channel name="F" type="integer" max="480" units="dev"/>
+        </inkml:traceFormat>
+        <inkml:channelProperties>
+          <inkml:channelProperty channel="X" name="resolution" value="1000" units="1/cm"/>
+          <inkml:channelProperty channel="Y" name="resolution" value="1000" units="1/cm"/>
+          <inkml:channelProperty channel="F" name="resolution" value="1" units="1/dev"/>
+        </inkml:channelProperties>
+      </inkml:inkSource>
+      <inkml:timestamp xml:id="ts0" timeString="2025-06-20T06:55:34.904"/>
+    </inkml:context>
+    <inkml:brush xml:id="br0">
+      <inkml:brushProperty name="width" value="0.02917" units="cm"/>
+      <inkml:brushProperty name="height" value="0.02917" units="cm"/>
+      <inkml:brushProperty name="fitToCurve" value="1"/>
+    </inkml:brush>
+  </inkml:definitions>
+  <inkml:trace contextRef="#ctx0" brushRef="#br0">1265 1138 480,'13'0'0,"-8"0"0</inkml:trace>
+</inkml:ink>
+</file>
+
+<file path=word/ink/ink4.xml><?xml version="1.0" encoding="utf-8"?>
+<inkml:ink xmlns:inkml="http://www.w3.org/2003/InkML">
+  <inkml:definitions>
+    <inkml:context xml:id="ctx0">
+      <inkml:inkSource xml:id="inkSrc0">
+        <inkml:traceFormat>
+          <inkml:channel name="X" type="integer" units="cm"/>
+          <inkml:channel name="Y" type="integer" units="cm"/>
+          <inkml:channel name="F" type="integer" max="480" units="dev"/>
+        </inkml:traceFormat>
+        <inkml:channelProperties>
+          <inkml:channelProperty channel="X" name="resolution" value="1000" units="1/cm"/>
+          <inkml:channelProperty channel="Y" name="resolution" value="1000" units="1/cm"/>
+          <inkml:channelProperty channel="F" name="resolution" value="1" units="1/dev"/>
+        </inkml:channelProperties>
+      </inkml:inkSource>
+      <inkml:timestamp xml:id="ts0" timeString="2025-06-20T06:52:37.894"/>
+    </inkml:context>
+    <inkml:brush xml:id="br0">
+      <inkml:brushProperty name="width" value="0.02917" units="cm"/>
+      <inkml:brushProperty name="height" value="0.02917" units="cm"/>
+      <inkml:brushProperty name="fitToCurve" value="1"/>
+    </inkml:brush>
+  </inkml:definitions>
+  <inkml:trace contextRef="#ctx0" brushRef="#br0">420 1033 480,'0'0'0,"21"-3"0,14-6-4,2-8-29,-2 2 36,0 1 4,-3 5-3,0 6 8,-15 0-1,-2 3-11,-10 15 0,-5 11 0,3 15-20,-6 14-30,-8 0 32,-12 6 2,-4 1 4,-2-19 35,-2-14 11,-13-14-27,-5-6-18,5-4 13,7-5 21,10 0 14,16-2-36,8-1-1,3-6 0,6 0 0,17-2 0,26-13-49,12 4-3,-6-1 48,-11 10 37,-12 5 13,-12 9-20,-6 14-26,-11 15 0,-3 9-28,-5 6 7,-13 11-14,-8 6 1,-6-6 33,-8-11 13,-4-9-2,3-6 5,15-12 27,12-11-2,11-9-40,0 0 0,3-3 0,38-17 0,20-7-86,11-5 43,7 6 23,-1-6 12,-11 3 27,-18 3 20,-5 5-8,11-5-44</inkml:trace>
+</inkml:ink>
+</file>
+
+<file path=word/ink/ink5.xml><?xml version="1.0" encoding="utf-8"?>
+<inkml:ink xmlns:inkml="http://www.w3.org/2003/InkML">
+  <inkml:definitions>
+    <inkml:context xml:id="ctx0">
+      <inkml:inkSource xml:id="inkSrc0">
+        <inkml:traceFormat>
+          <inkml:channel name="X" type="integer" units="cm"/>
+          <inkml:channel name="Y" type="integer" units="cm"/>
+          <inkml:channel name="F" type="integer" max="480" units="dev"/>
+        </inkml:traceFormat>
+        <inkml:channelProperties>
+          <inkml:channelProperty channel="X" name="resolution" value="1000" units="1/cm"/>
+          <inkml:channelProperty channel="Y" name="resolution" value="1000" units="1/cm"/>
+          <inkml:channelProperty channel="F" name="resolution" value="1" units="1/dev"/>
+        </inkml:channelProperties>
+      </inkml:inkSource>
+      <inkml:timestamp xml:id="ts0" timeString="2025-06-20T06:55:34.905"/>
+    </inkml:context>
+    <inkml:brush xml:id="br0">
+      <inkml:brushProperty name="width" value="0.02917" units="cm"/>
+      <inkml:brushProperty name="height" value="0.02917" units="cm"/>
+      <inkml:brushProperty name="fitToCurve" value="1"/>
+    </inkml:brush>
+  </inkml:definitions>
+  <inkml:trace contextRef="#ctx0" brushRef="#br0">686 965 480,'0'0'0,"23"0"0,15 0-11,8 0-23,-14 6 49,-15 5 15,-8 7-30,-9 11 0,-18 11-33,-8 4 1,-8-6 26,2-9 16,9-12 28,6-8-15,11-6-23,6-3 0,0 0 0,3 0 0,14 0 0,3 0 0,1 0 0,-4 0 0,-11 14 0,-4 27-6,-7 26-77,-21 5 38,-3-5 39,0-9 22,3-14 24,15-30 37,5 1-70,6-6-7,-3-4 0,9 7 0,3 2 0,2-2 0,6-9 0,3-3 0,18-52-59,68-96-148,-13 20 203,-33 41 24</inkml:trace>
+</inkml:ink>
+</file>
+
+<file path=word/ink/ink6.xml><?xml version="1.0" encoding="utf-8"?>
+<inkml:ink xmlns:inkml="http://www.w3.org/2003/InkML">
+  <inkml:definitions>
+    <inkml:context xml:id="ctx0">
+      <inkml:inkSource xml:id="inkSrc0">
+        <inkml:traceFormat>
+          <inkml:channel name="X" type="integer" units="cm"/>
+          <inkml:channel name="Y" type="integer" units="cm"/>
+          <inkml:channel name="F" type="integer" max="480" units="dev"/>
+        </inkml:traceFormat>
+        <inkml:channelProperties>
+          <inkml:channelProperty channel="X" name="resolution" value="1000" units="1/cm"/>
+          <inkml:channelProperty channel="Y" name="resolution" value="1000" units="1/cm"/>
+          <inkml:channelProperty channel="F" name="resolution" value="1" units="1/dev"/>
+        </inkml:channelProperties>
+      </inkml:inkSource>
+      <inkml:timestamp xml:id="ts0" timeString="2025-06-20T06:55:34.906"/>
+    </inkml:context>
+    <inkml:brush xml:id="br0">
+      <inkml:brushProperty name="width" value="0.02917" units="cm"/>
+      <inkml:brushProperty name="height" value="0.02917" units="cm"/>
+      <inkml:brushProperty name="fitToCurve" value="1"/>
+    </inkml:brush>
+  </inkml:definitions>
+  <inkml:trace contextRef="#ctx0" brushRef="#br0">878 1004 480,'12'-3'0,"20"-2"0,34-13-86,1-2 50,-21 9 71,-28 5 47,-10 3-77,-8 6-5,-11 11 0,-38 35-67,-18 29-42,-11-6 75,14-20 62,21-3 20,17-20 19,17-14 0,9-15-67,9 0 0,26-12 0,28-22-97,12-4 44,-11 15 66,-20 11 37,-21 10 28,-18 2-69,-5 0-9,-5 17 0,-36 23-41,-28 32-78,-1-11 87,9-21 69,12-2 1,9-6-8,14-9 14,17-9-1,9-11-43,0-3 0,32-3 0,26-23-70,29-17-23,8-9 46,-8-11 41,-18 13 37,-11 22 18,-23 13 24,-12 1-15</inkml:trace>
+</inkml:ink>
+</file>
+
+<file path=word/ink/ink7.xml><?xml version="1.0" encoding="utf-8"?>
+<inkml:ink xmlns:inkml="http://www.w3.org/2003/InkML">
+  <inkml:definitions>
+    <inkml:context xml:id="ctx0">
+      <inkml:inkSource xml:id="inkSrc0">
+        <inkml:traceFormat>
+          <inkml:channel name="X" type="integer" units="cm"/>
+          <inkml:channel name="Y" type="integer" units="cm"/>
+          <inkml:channel name="F" type="integer" max="480" units="dev"/>
+        </inkml:traceFormat>
+        <inkml:channelProperties>
+          <inkml:channelProperty channel="X" name="resolution" value="1000" units="1/cm"/>
+          <inkml:channelProperty channel="Y" name="resolution" value="1000" units="1/cm"/>
+          <inkml:channelProperty channel="F" name="resolution" value="1" units="1/dev"/>
+        </inkml:channelProperties>
+      </inkml:inkSource>
+      <inkml:timestamp xml:id="ts0" timeString="2025-06-20T06:55:34.907"/>
+    </inkml:context>
+    <inkml:brush xml:id="br0">
+      <inkml:brushProperty name="width" value="0.02917" units="cm"/>
+      <inkml:brushProperty name="height" value="0.02917" units="cm"/>
+      <inkml:brushProperty name="fitToCurve" value="1"/>
+    </inkml:brush>
+  </inkml:definitions>
+  <inkml:trace contextRef="#ctx0" brushRef="#br0">1094 889 480,'0'29'0,"0"23"-13,-3 33-107,3 17 66,-3-6 48,-8-6 18,-9 3-17,-18-12 9,-8 9-13,-12 6-16,-6-8 21,4-4 14,19-26 39,15-20 26,9-38 11</inkml:trace>
+</inkml:ink>
+</file>
+
+<file path=word/ink/ink8.xml><?xml version="1.0" encoding="utf-8"?>
+<inkml:ink xmlns:inkml="http://www.w3.org/2003/InkML">
+  <inkml:definitions>
+    <inkml:context xml:id="ctx0">
+      <inkml:inkSource xml:id="inkSrc0">
+        <inkml:traceFormat>
+          <inkml:channel name="X" type="integer" units="cm"/>
+          <inkml:channel name="Y" type="integer" units="cm"/>
+          <inkml:channel name="F" type="integer" max="480" units="dev"/>
+        </inkml:traceFormat>
+        <inkml:channelProperties>
+          <inkml:channelProperty channel="X" name="resolution" value="1000" units="1/cm"/>
+          <inkml:channelProperty channel="Y" name="resolution" value="1000" units="1/cm"/>
+          <inkml:channelProperty channel="F" name="resolution" value="1" units="1/dev"/>
+        </inkml:channelProperties>
+      </inkml:inkSource>
+      <inkml:timestamp xml:id="ts0" timeString="2025-06-20T06:55:34.908"/>
+    </inkml:context>
+    <inkml:brush xml:id="br0">
+      <inkml:brushProperty name="width" value="0.02917" units="cm"/>
+      <inkml:brushProperty name="height" value="0.02917" units="cm"/>
+      <inkml:brushProperty name="fitToCurve" value="1"/>
+    </inkml:brush>
+  </inkml:definitions>
+  <inkml:trace contextRef="#ctx0" brushRef="#br0">771 1391 480,'23'-11'0,"98"-64"-171,0-3 72,-21 15 114,-31 8 40,-34 26 37,-15 12-4,-6 11-68,-11 6-20,0 0 0</inkml:trace>
+</inkml:ink>
+</file>
+
+<file path=word/ink/ink9.xml><?xml version="1.0" encoding="utf-8"?>
+<inkml:ink xmlns:inkml="http://www.w3.org/2003/InkML">
+  <inkml:definitions>
+    <inkml:context xml:id="ctx0">
+      <inkml:inkSource xml:id="inkSrc0">
+        <inkml:traceFormat>
+          <inkml:channel name="X" type="integer" units="cm"/>
+          <inkml:channel name="Y" type="integer" units="cm"/>
+          <inkml:channel name="F" type="integer" max="480" units="dev"/>
+        </inkml:traceFormat>
+        <inkml:channelProperties>
+          <inkml:channelProperty channel="X" name="resolution" value="1000" units="1/cm"/>
+          <inkml:channelProperty channel="Y" name="resolution" value="1000" units="1/cm"/>
+          <inkml:channelProperty channel="F" name="resolution" value="1" units="1/dev"/>
+        </inkml:channelProperties>
+      </inkml:inkSource>
+      <inkml:timestamp xml:id="ts0" timeString="2025-06-20T06:55:34.909"/>
+    </inkml:context>
+    <inkml:brush xml:id="br0">
+      <inkml:brushProperty name="width" value="0.02917" units="cm"/>
+      <inkml:brushProperty name="height" value="0.02917" units="cm"/>
+      <inkml:brushProperty name="fitToCurve" value="1"/>
+    </inkml:brush>
+  </inkml:definitions>
+  <inkml:trace contextRef="#ctx0" brushRef="#br0">955 1068 480,'0'0'0,"0"6"0,6 40-4,2 32-107,-2 21 47,-4-33 89,-2-14 37,3-17-11,-3-12-10,0-14-41,0-4 0,-3-5 0,-8 0 0,0 0 0,-11 0 0,-5 3 0,-1 3 0</inkml:trace>
+</inkml:ink>
 </file>
 
 <file path=word/theme/theme1.xml><?xml version="1.0" encoding="utf-8"?>
@@ -1684,4 +2543,16 @@
     </a:ext>
   </a:extLst>
 </a:theme>
+</file>
+
+<file path=customXml/item1.xml><?xml version="1.0" encoding="utf-8"?>
+<b:Sources xmlns:b="http://schemas.openxmlformats.org/officeDocument/2006/bibliography" xmlns="http://schemas.openxmlformats.org/officeDocument/2006/bibliography" SelectedStyle="\APASixthEditionOfficeOnline.xsl" StyleName="APA" Version="6"/>
+</file>
+
+<file path=customXml/itemProps1.xml><?xml version="1.0" encoding="utf-8"?>
+<ds:datastoreItem xmlns:ds="http://schemas.openxmlformats.org/officeDocument/2006/customXml" ds:itemID="{BF6B9B51-4070-4313-86F0-D806FA7E54F4}">
+  <ds:schemaRefs>
+    <ds:schemaRef ds:uri="http://schemas.openxmlformats.org/officeDocument/2006/bibliography"/>
+  </ds:schemaRefs>
+</ds:datastoreItem>
 </file>